--- a/Assignment5(Gyawali, Arun, 005033472).docx
+++ b/Assignment5(Gyawali, Arun, 005033472).docx
@@ -18,7 +18,7 @@
           <w:b/>
           <w:bCs/>
         </w:rPr>
-        <w:t xml:space="preserve">Assignment </w:t>
+        <w:t>A</w:t>
       </w:r>
       <w:r>
         <w:rPr>
@@ -26,15 +26,7 @@
           <w:b/>
           <w:bCs/>
         </w:rPr>
-        <w:t>5</w:t>
-      </w:r>
-      <w:r>
-        <w:rPr>
-          <w:rFonts w:ascii="Times New Roman" w:eastAsia="Aptos" w:hAnsi="Times New Roman" w:cs="Times New Roman"/>
-          <w:b/>
-          <w:bCs/>
-        </w:rPr>
-        <w:t xml:space="preserve">: </w:t>
+        <w:t xml:space="preserve">ssignment 5: </w:t>
       </w:r>
       <w:r>
         <w:rPr>
@@ -627,16 +619,8 @@
         <w:rPr>
           <w:rFonts w:ascii="Times New Roman" w:hAnsi="Times New Roman" w:cs="Times New Roman"/>
         </w:rPr>
-        <w:t xml:space="preserve">T(n) = 2T(n/2) + </w:t>
-      </w:r>
-      <w:proofErr w:type="spellStart"/>
-      <w:r>
-        <w:rPr>
-          <w:rFonts w:ascii="Times New Roman" w:hAnsi="Times New Roman" w:cs="Times New Roman"/>
-        </w:rPr>
-        <w:t>cn</w:t>
-      </w:r>
-      <w:proofErr w:type="spellEnd"/>
+        <w:t>T(n) = 2T(n/2) + cn</w:t>
+      </w:r>
     </w:p>
     <w:p>
       <w:pPr>
@@ -708,21 +692,7 @@
         <w:rPr>
           <w:rFonts w:ascii="Times New Roman" w:hAnsi="Times New Roman" w:cs="Times New Roman"/>
         </w:rPr>
-        <w:t xml:space="preserve">log n). Although every pivot may not divide the </w:t>
-      </w:r>
-      <w:proofErr w:type="gramStart"/>
-      <w:r>
-        <w:rPr>
-          <w:rFonts w:ascii="Times New Roman" w:hAnsi="Times New Roman" w:cs="Times New Roman"/>
-        </w:rPr>
-        <w:t>array exactly</w:t>
-      </w:r>
-      <w:proofErr w:type="gramEnd"/>
-      <w:r>
-        <w:rPr>
-          <w:rFonts w:ascii="Times New Roman" w:hAnsi="Times New Roman" w:cs="Times New Roman"/>
-        </w:rPr>
-        <w:t xml:space="preserve"> in half, the partitions are usually balanced enough to prevent the recursion tree from becoming excessively deep. Research on Quicksort shows that pivot selection and partition balance are important factors in its average performance (Martínez &amp; Roura, 2001).</w:t>
+        <w:t>log n). Although every pivot may not divide the array exactly in half, the partitions are usually balanced enough to prevent the recursion tree from becoming excessively deep. Research on Quicksort shows that pivot selection and partition balance are important factors in its average performance (Martínez &amp; Roura, 2001).</w:t>
       </w:r>
     </w:p>
     <w:p>
@@ -2118,21 +2088,7 @@
         <w:rPr>
           <w:rFonts w:ascii="Times New Roman" w:hAnsi="Times New Roman" w:cs="Times New Roman"/>
         </w:rPr>
-        <w:t xml:space="preserve">Brodal, G. S., Fagerberg, R., &amp; </w:t>
-      </w:r>
-      <w:proofErr w:type="spellStart"/>
-      <w:r>
-        <w:rPr>
-          <w:rFonts w:ascii="Times New Roman" w:hAnsi="Times New Roman" w:cs="Times New Roman"/>
-        </w:rPr>
-        <w:t>Moruz</w:t>
-      </w:r>
-      <w:proofErr w:type="spellEnd"/>
-      <w:r>
-        <w:rPr>
-          <w:rFonts w:ascii="Times New Roman" w:hAnsi="Times New Roman" w:cs="Times New Roman"/>
-        </w:rPr>
-        <w:t xml:space="preserve">, G. (2007). On the adaptiveness of Quicksort. </w:t>
+        <w:t xml:space="preserve">Brodal, G. S., Fagerberg, R., &amp; Moruz, G. (2007). On the adaptiveness of Quicksort. </w:t>
       </w:r>
       <w:r>
         <w:rPr>
@@ -2208,21 +2164,7 @@
         <w:rPr>
           <w:rFonts w:ascii="Times New Roman" w:hAnsi="Times New Roman" w:cs="Times New Roman"/>
         </w:rPr>
-        <w:t xml:space="preserve">Martínez, C., &amp; Roura, S. (2001). Optimal sampling strategies in Quicksort and </w:t>
-      </w:r>
-      <w:proofErr w:type="spellStart"/>
-      <w:r>
-        <w:rPr>
-          <w:rFonts w:ascii="Times New Roman" w:hAnsi="Times New Roman" w:cs="Times New Roman"/>
-        </w:rPr>
-        <w:t>Quickselect</w:t>
-      </w:r>
-      <w:proofErr w:type="spellEnd"/>
-      <w:r>
-        <w:rPr>
-          <w:rFonts w:ascii="Times New Roman" w:hAnsi="Times New Roman" w:cs="Times New Roman"/>
-        </w:rPr>
-        <w:t xml:space="preserve">. </w:t>
+        <w:t xml:space="preserve">Martínez, C., &amp; Roura, S. (2001). Optimal sampling strategies in Quicksort and Quickselect. </w:t>
       </w:r>
       <w:r>
         <w:rPr>
@@ -2912,6 +2854,7 @@
   <w:style w:type="character" w:default="1" w:styleId="DefaultParagraphFont">
     <w:name w:val="Default Paragraph Font"/>
     <w:uiPriority w:val="1"/>
+    <w:semiHidden/>
     <w:unhideWhenUsed/>
   </w:style>
   <w:style w:type="table" w:default="1" w:styleId="TableNormal">
